--- a/mythos/content/Codex_Crystalum_Johannine_Rendering.docx
+++ b/mythos/content/Codex_Crystalum_Johannine_Rendering.docx
@@ -796,6 +796,471 @@
       </w:r>
       <w:r>
         <w:t xml:space="preserve">And the Road continued; for the Arena is not the Road, and the Record is not the prison, and the Reflection is not the source, and the Forge is not the end, and the Seeker is not finished.</w:t>
+      </w:r>
+    </w:p>
+    <w:p>
+      <w:pPr>
+        <w:pStyle w:val="Heading1"/>
+        <w:spacing w:after="200" w:before="400"/>
+      </w:pPr>
+      <w:r>
+        <w:t xml:space="preserve">Dream Symbol Layer — Dictionary of Dreams Integration</w:t>
+      </w:r>
+    </w:p>
+    <w:p>
+      <w:pPr>
+        <w:spacing w:after="160"/>
+      </w:pPr>
+      <w:r>
+        <w:rPr>
+          <w:b w:val="false"/>
+          <w:bCs w:val="false"/>
+          <w:i w:val="false"/>
+          <w:iCs w:val="false"/>
+        </w:rPr>
+        <w:t xml:space="preserve">The Codex Crystalum genealogy can serve as a personal dream-interpretation toolkit by mapping symbolic correspondences from The Dictionary of Dreams (Miller, 1901, revised 2017). This layer is classified as Tier V (Vision/interpretive) in the ETYMOLOGY-STACK framework — not etymological fact, but symbolic resonance.</w:t>
+      </w:r>
+    </w:p>
+    <w:p>
+      <w:pPr>
+        <w:spacing w:after="160"/>
+      </w:pPr>
+      <w:r>
+        <w:rPr>
+          <w:b w:val="false"/>
+          <w:bCs w:val="false"/>
+          <w:i w:val="false"/>
+          <w:iCs w:val="false"/>
+        </w:rPr>
+        <w:t xml:space="preserve">As you read your own dreams or reflect on recurring symbols, you may find that certain imagery traces one of the genealogical positions. This is an invitation to explore which corner of the circuit your unconscious is speaking to, and what that may reveal about your own process.</w:t>
+      </w:r>
+    </w:p>
+    <w:p>
+      <w:pPr>
+        <w:pStyle w:val="Heading2"/>
+      </w:pPr>
+      <w:r>
+        <w:t xml:space="preserve">TURNER — Foundation &amp; Ancestry</w:t>
+      </w:r>
+    </w:p>
+    <w:p>
+      <w:pPr>
+        <w:spacing w:after="160"/>
+      </w:pPr>
+      <w:r>
+        <w:rPr>
+          <w:b w:val="false"/>
+          <w:bCs w:val="false"/>
+          <w:i/>
+          <w:iCs/>
+        </w:rPr>
+        <w:t xml:space="preserve">Dream domains: Foundation, ancestry, grounding, red/rust/earth colors, excavation, dust storms, ancestral imagery, family roots.</w:t>
+      </w:r>
+    </w:p>
+    <w:p>
+      <w:pPr>
+        <w:spacing w:after="160"/>
+      </w:pPr>
+      <w:r>
+        <w:rPr>
+          <w:b w:val="false"/>
+          <w:bCs w:val="false"/>
+          <w:i w:val="false"/>
+          <w:iCs w:val="false"/>
+        </w:rPr>
+        <w:t xml:space="preserve">Key symbols: Red (passion, raw power, earthiness), Dust (neglect, decay, past accumulating), Earth (stability, grounding, mortality), Roots (connection to origin, family tree), Excavation (uncovering the past), Ancestors (lineage, inheritance, patterns).</w:t>
+      </w:r>
+    </w:p>
+    <w:p>
+      <w:pPr>
+        <w:spacing w:after="160"/>
+      </w:pPr>
+      <w:r>
+        <w:rPr>
+          <w:b w:val="false"/>
+          <w:bCs w:val="false"/>
+          <w:i w:val="false"/>
+          <w:iCs w:val="false"/>
+        </w:rPr>
+        <w:t xml:space="preserve">When you dream of dust, excavation, or ancestor faces, Turner as the grounded foundation layer may be emerging in your dream-work.</w:t>
+      </w:r>
+    </w:p>
+    <w:p>
+      <w:pPr>
+        <w:pStyle w:val="Heading2"/>
+      </w:pPr>
+      <w:r>
+        <w:t xml:space="preserve">ARENA — Confrontation &amp; Witness</w:t>
+      </w:r>
+    </w:p>
+    <w:p>
+      <w:pPr>
+        <w:spacing w:after="160"/>
+      </w:pPr>
+      <w:r>
+        <w:rPr>
+          <w:b w:val="false"/>
+          <w:bCs w:val="false"/>
+          <w:i/>
+          <w:iCs/>
+        </w:rPr>
+        <w:t xml:space="preserve">Dream domains: Contests, arenas, witness, performance, struggle, being watched, battles, public trial.</w:t>
+      </w:r>
+    </w:p>
+    <w:p>
+      <w:pPr>
+        <w:spacing w:after="160"/>
+      </w:pPr>
+      <w:r>
+        <w:rPr>
+          <w:b w:val="false"/>
+          <w:bCs w:val="false"/>
+          <w:i w:val="false"/>
+          <w:iCs w:val="false"/>
+        </w:rPr>
+        <w:t xml:space="preserve">Key symbols: Arena/Amphitheater (public judgment, being tested before crowd), Battle (inner conflict, competition), Witness (being watched, performing), Combat (meeting a challenger), Theater (playing a role, false face), Audience (being seen, judged).</w:t>
+      </w:r>
+    </w:p>
+    <w:p>
+      <w:pPr>
+        <w:spacing w:after="160"/>
+      </w:pPr>
+      <w:r>
+        <w:rPr>
+          <w:b w:val="false"/>
+          <w:bCs w:val="false"/>
+          <w:i w:val="false"/>
+          <w:iCs w:val="false"/>
+        </w:rPr>
+        <w:t xml:space="preserve">Dreams of fighting, performing, or being judged in an amphitheater trace the Arena position where lineage meets scrutiny.</w:t>
+      </w:r>
+    </w:p>
+    <w:p>
+      <w:pPr>
+        <w:pStyle w:val="Heading2"/>
+      </w:pPr>
+      <w:r>
+        <w:t xml:space="preserve">BARBELO — Awakening &amp; First Thought</w:t>
+      </w:r>
+    </w:p>
+    <w:p>
+      <w:pPr>
+        <w:spacing w:after="160"/>
+      </w:pPr>
+      <w:r>
+        <w:rPr>
+          <w:b w:val="false"/>
+          <w:bCs w:val="false"/>
+          <w:i/>
+          <w:iCs/>
+        </w:rPr>
+        <w:t xml:space="preserve">Dream domains: Awakening, emergence, light-in-darkness, first awareness, divine thought, consciousness arising, birthing light.</w:t>
+      </w:r>
+    </w:p>
+    <w:p>
+      <w:pPr>
+        <w:spacing w:after="160"/>
+      </w:pPr>
+      <w:r>
+        <w:rPr>
+          <w:b w:val="false"/>
+          <w:bCs w:val="false"/>
+          <w:i w:val="false"/>
+          <w:iCs w:val="false"/>
+        </w:rPr>
+        <w:t xml:space="preserve">Key symbols: Light/Awakening (illumination, consciousness dawn), Birth/Emerging (coming into being), First Light (dawn, first awareness), Divine Light (spiritual illumination), Mirror (self-reflection, seeing oneself), Threshold (passage from one state to another).</w:t>
+      </w:r>
+    </w:p>
+    <w:p>
+      <w:pPr>
+        <w:spacing w:after="160"/>
+      </w:pPr>
+      <w:r>
+        <w:rPr>
+          <w:b w:val="false"/>
+          <w:bCs w:val="false"/>
+          <w:i w:val="false"/>
+          <w:iCs w:val="false"/>
+        </w:rPr>
+        <w:t xml:space="preserve">Dreams of dawn, spiritual light, birth, or mirrors map to Barbelo where awareness first becomes conscious of itself.</w:t>
+      </w:r>
+    </w:p>
+    <w:p>
+      <w:pPr>
+        <w:pStyle w:val="Heading2"/>
+      </w:pPr>
+      <w:r>
+        <w:t xml:space="preserve">SOPHIA — Wisdom &amp; Error</w:t>
+      </w:r>
+    </w:p>
+    <w:p>
+      <w:pPr>
+        <w:spacing w:after="160"/>
+      </w:pPr>
+      <w:r>
+        <w:rPr>
+          <w:b w:val="false"/>
+          <w:bCs w:val="false"/>
+          <w:i/>
+          <w:iCs/>
+        </w:rPr>
+        <w:t xml:space="preserve">Dream domains: Wisdom, teachers, libraries, knowledge-seeking, learning, also confusion and the *fall* into mistaking.</w:t>
+      </w:r>
+    </w:p>
+    <w:p>
+      <w:pPr>
+        <w:spacing w:after="160"/>
+      </w:pPr>
+      <w:r>
+        <w:rPr>
+          <w:b w:val="false"/>
+          <w:bCs w:val="false"/>
+          <w:i w:val="false"/>
+          <w:iCs w:val="false"/>
+        </w:rPr>
+        <w:t xml:space="preserve">Key symbols: Teacher/Mentor (receiving instruction), Library/Books (access to knowledge), Light/Understanding (clarity, insight), Mistake/Confusion (misunderstanding, being led astray), Fall (descending, loss of place), Voice (authority, teaching, truth or lies).</w:t>
+      </w:r>
+    </w:p>
+    <w:p>
+      <w:pPr>
+        <w:spacing w:after="160"/>
+      </w:pPr>
+      <w:r>
+        <w:rPr>
+          <w:b w:val="false"/>
+          <w:bCs w:val="false"/>
+          <w:i w:val="false"/>
+          <w:iCs w:val="false"/>
+        </w:rPr>
+        <w:t xml:space="preserve">Dreams of teachers, libraries, moments of sudden clarity, and then bewilderment trace Sophia's dual nature as both source of knowing and source of the flaw.</w:t>
+      </w:r>
+    </w:p>
+    <w:p>
+      <w:pPr>
+        <w:pStyle w:val="Heading2"/>
+      </w:pPr>
+      <w:r>
+        <w:t xml:space="preserve">KRISTOS — Transformation &amp; Redemption</w:t>
+      </w:r>
+    </w:p>
+    <w:p>
+      <w:pPr>
+        <w:spacing w:after="160"/>
+      </w:pPr>
+      <w:r>
+        <w:rPr>
+          <w:b w:val="false"/>
+          <w:bCs w:val="false"/>
+          <w:i/>
+          <w:iCs/>
+        </w:rPr>
+        <w:t xml:space="preserve">Dream domains: Redemption, anointing, transformation, light conquering darkness, being chosen, healing, sacred return.</w:t>
+      </w:r>
+    </w:p>
+    <w:p>
+      <w:pPr>
+        <w:spacing w:after="160"/>
+      </w:pPr>
+      <w:r>
+        <w:rPr>
+          <w:b w:val="false"/>
+          <w:bCs w:val="false"/>
+          <w:i w:val="false"/>
+          <w:iCs w:val="false"/>
+        </w:rPr>
+        <w:t xml:space="preserve">Key symbols: Oil/Anointing (sacred marking, being chosen), Light/Radiance (redemptive light, hope), Healing (wounds closing, sickness ending), Crown (kingship, authority received), White/Gold (purity, sacred light), Return/Rising (resurrection, redemption).</w:t>
+      </w:r>
+    </w:p>
+    <w:p>
+      <w:pPr>
+        <w:spacing w:after="160"/>
+      </w:pPr>
+      <w:r>
+        <w:rPr>
+          <w:b w:val="false"/>
+          <w:bCs w:val="false"/>
+          <w:i w:val="false"/>
+          <w:iCs w:val="false"/>
+        </w:rPr>
+        <w:t xml:space="preserve">Dreams of being marked or chosen, light breaking through, wounds healing, and rising again map to the Kristos layer where transformation becomes possible.</w:t>
+      </w:r>
+    </w:p>
+    <w:p>
+      <w:pPr>
+        <w:pStyle w:val="Heading2"/>
+      </w:pPr>
+      <w:r>
+        <w:t xml:space="preserve">YALDABAOTH — Chaos &amp; Blindness</w:t>
+      </w:r>
+    </w:p>
+    <w:p>
+      <w:pPr>
+        <w:spacing w:after="160"/>
+      </w:pPr>
+      <w:r>
+        <w:rPr>
+          <w:b w:val="false"/>
+          <w:bCs w:val="false"/>
+          <w:i/>
+          <w:iCs/>
+        </w:rPr>
+        <w:t xml:space="preserve">Dream domains: Chaos, flawed creation, blindness, confusion, false authority, imprisonment, being trapped, fire and shadow.</w:t>
+      </w:r>
+    </w:p>
+    <w:p>
+      <w:pPr>
+        <w:spacing w:after="160"/>
+      </w:pPr>
+      <w:r>
+        <w:rPr>
+          <w:b w:val="false"/>
+          <w:bCs w:val="false"/>
+          <w:i w:val="false"/>
+          <w:iCs w:val="false"/>
+        </w:rPr>
+        <w:t xml:space="preserve">Key symbols: Chaos/Confusion (loss of order, bewilderment), Blindness (not seeing, ignorance), Prison/Cage (entrapment, confinement), Fire/Flames (uncontrolled force, destruction), False Authority (tyrant, usurper), Shadow/Darkness (deception), Arrogance (pride, boasting).</w:t>
+      </w:r>
+    </w:p>
+    <w:p>
+      <w:pPr>
+        <w:spacing w:after="160"/>
+      </w:pPr>
+      <w:r>
+        <w:rPr>
+          <w:b w:val="false"/>
+          <w:bCs w:val="false"/>
+          <w:i w:val="false"/>
+          <w:iCs w:val="false"/>
+        </w:rPr>
+        <w:t xml:space="preserve">Dreams of being trapped, confused, or facing a false authority that burns with blind rage trace the Yaldabaoth layer where the system's contradiction becomes visible.</w:t>
+      </w:r>
+    </w:p>
+    <w:p>
+      <w:pPr>
+        <w:pStyle w:val="Heading2"/>
+      </w:pPr>
+      <w:r>
+        <w:t xml:space="preserve">SEEKER — Navigation &amp; Journey</w:t>
+      </w:r>
+    </w:p>
+    <w:p>
+      <w:pPr>
+        <w:spacing w:after="160"/>
+      </w:pPr>
+      <w:r>
+        <w:rPr>
+          <w:b w:val="false"/>
+          <w:bCs w:val="false"/>
+          <w:i/>
+          <w:iCs/>
+        </w:rPr>
+        <w:t xml:space="preserve">Dream domains: Journeys, questing, seeking, movement, paths, navigation, being lost and found, asking questions.</w:t>
+      </w:r>
+    </w:p>
+    <w:p>
+      <w:pPr>
+        <w:spacing w:after="160"/>
+      </w:pPr>
+      <w:r>
+        <w:rPr>
+          <w:b w:val="false"/>
+          <w:bCs w:val="false"/>
+          <w:i w:val="false"/>
+          <w:iCs w:val="false"/>
+        </w:rPr>
+        <w:t xml:space="preserve">Key symbols: Journey/Travel (progress, adventure), Path/Road (direction, choice of way), Map (direction-finding), Guide/Compass (tools for navigation), Being Lost (confusion, needing guidance), Quest (mission, holy search), Mountain/River (obstacles, passages).</w:t>
+      </w:r>
+    </w:p>
+    <w:p>
+      <w:pPr>
+        <w:spacing w:after="160"/>
+      </w:pPr>
+      <w:r>
+        <w:rPr>
+          <w:b w:val="false"/>
+          <w:bCs w:val="false"/>
+          <w:i w:val="false"/>
+          <w:iCs w:val="false"/>
+        </w:rPr>
+        <w:t xml:space="preserve">Dreams of journeys, maps, guides, and obstacles trace the Seeker layer where you learn to read the paths.</w:t>
+      </w:r>
+    </w:p>
+    <w:p>
+      <w:pPr>
+        <w:pStyle w:val="Heading2"/>
+      </w:pPr>
+      <w:r>
+        <w:t xml:space="preserve">ROAD — Direction &amp; Destiny</w:t>
+      </w:r>
+    </w:p>
+    <w:p>
+      <w:pPr>
+        <w:spacing w:after="160"/>
+      </w:pPr>
+      <w:r>
+        <w:rPr>
+          <w:b w:val="false"/>
+          <w:bCs w:val="false"/>
+          <w:i/>
+          <w:iCs/>
+        </w:rPr>
+        <w:t xml:space="preserve">Dream domains: Roads, directions, choices, flow, movement, destiny-as-track, the space between, endings and beginnings.</w:t>
+      </w:r>
+    </w:p>
+    <w:p>
+      <w:pPr>
+        <w:spacing w:after="160"/>
+      </w:pPr>
+      <w:r>
+        <w:rPr>
+          <w:b w:val="false"/>
+          <w:bCs w:val="false"/>
+          <w:i w:val="false"/>
+          <w:iCs w:val="false"/>
+        </w:rPr>
+        <w:t xml:space="preserve">Key symbols: Road/Path (life direction, destiny-as-track), Crossroads (choices, diverging ways), Bridge (passage between states), Gate/Door (threshold, entry and exit), Forward/Backward (progress or regression), End of Road (destination, completion), Fork in Road (branching possibilities).</w:t>
+      </w:r>
+    </w:p>
+    <w:p>
+      <w:pPr>
+        <w:spacing w:after="160"/>
+      </w:pPr>
+      <w:r>
+        <w:rPr>
+          <w:b w:val="false"/>
+          <w:bCs w:val="false"/>
+          <w:i w:val="false"/>
+          <w:iCs w:val="false"/>
+        </w:rPr>
+        <w:t xml:space="preserve">Dreams of roads, crossroads, bridges, and arrivals map to the Road layer where the symbolic circuit becomes lived movement.</w:t>
+      </w:r>
+    </w:p>
+    <w:p>
+      <w:pPr>
+        <w:spacing w:after="160"/>
+      </w:pPr>
+      <w:r>
+        <w:rPr>
+          <w:b w:val="false"/>
+          <w:bCs w:val="false"/>
+          <w:i w:val="false"/>
+          <w:iCs w:val="false"/>
+        </w:rPr>
+        <w:t xml:space="preserve"/>
+      </w:r>
+    </w:p>
+    <w:p>
+      <w:pPr>
+        <w:spacing w:after="160"/>
+      </w:pPr>
+      <w:r>
+        <w:rPr>
+          <w:b w:val="false"/>
+          <w:bCs w:val="false"/>
+          <w:i/>
+          <w:iCs/>
+        </w:rPr>
+        <w:t xml:space="preserve">This mapping is not a definitive key but an invitation to personal reflection. Use it as a tool to explore which positions your own dreams illuminate.</w:t>
       </w:r>
     </w:p>
     <w:p>

--- a/mythos/content/Codex_Crystalum_Johannine_Rendering.docx
+++ b/mythos/content/Codex_Crystalum_Johannine_Rendering.docx
@@ -1261,6 +1261,367 @@
           <w:iCs/>
         </w:rPr>
         <w:t xml:space="preserve">This mapping is not a definitive key but an invitation to personal reflection. Use it as a tool to explore which positions your own dreams illuminate.</w:t>
+      </w:r>
+    </w:p>
+    <w:p>
+      <w:pPr>
+        <w:pStyle w:val="Heading1"/>
+        <w:spacing w:after="200" w:before="400"/>
+      </w:pPr>
+      <w:r>
+        <w:t xml:space="preserve">Celestial Cartography Layer — Astronomical Integration</w:t>
+      </w:r>
+    </w:p>
+    <w:p>
+      <w:pPr>
+        <w:spacing w:after="160"/>
+      </w:pPr>
+      <w:r>
+        <w:rPr>
+          <w:b w:val="false"/>
+          <w:bCs w:val="false"/>
+          <w:i w:val="false"/>
+          <w:iCs w:val="false"/>
+        </w:rPr>
+        <w:t xml:space="preserve">The genealogy also traces the map of cosmic order. Each position corresponds to celestial bodies, navigation systems, and the geometry of the heavens. This layer is Tier V (Vision/interpretive) — symbolic resonance, not astronomical doctrine.</w:t>
+      </w:r>
+    </w:p>
+    <w:p>
+      <w:pPr>
+        <w:spacing w:after="160"/>
+      </w:pPr>
+      <w:r>
+        <w:rPr>
+          <w:b w:val="false"/>
+          <w:bCs w:val="false"/>
+          <w:i w:val="false"/>
+          <w:iCs w:val="false"/>
+        </w:rPr>
+        <w:t xml:space="preserve">As you observe the night sky, navigate by stars, or contemplate your place in the cosmos, celestial phenomena may illuminate which Codex positions are active in your understanding.</w:t>
+      </w:r>
+    </w:p>
+    <w:p>
+      <w:pPr>
+        <w:pStyle w:val="Heading1"/>
+        <w:spacing w:after="200" w:before="400"/>
+      </w:pPr>
+      <w:r>
+        <w:t xml:space="preserve">TURNER — Red Dust &amp; Foundation Stars</w:t>
+      </w:r>
+    </w:p>
+    <w:p>
+      <w:pPr>
+        <w:spacing w:after="160"/>
+      </w:pPr>
+      <w:r>
+        <w:rPr>
+          <w:b w:val="false"/>
+          <w:bCs w:val="false"/>
+          <w:i/>
+          <w:iCs/>
+        </w:rPr>
+        <w:t xml:space="preserve">Celestial domains: Bedrock stars, deep sky markers, mineral geometry, planetary foundations, red stars (Betelgeuse, Antares, Mars).</w:t>
+      </w:r>
+    </w:p>
+    <w:p>
+      <w:pPr>
+        <w:spacing w:after="160"/>
+      </w:pPr>
+      <w:r>
+        <w:rPr>
+          <w:b w:val="false"/>
+          <w:bCs w:val="false"/>
+          <w:i w:val="false"/>
+          <w:iCs w:val="false"/>
+        </w:rPr>
+        <w:t xml:space="preserve">When you trace mineralogical patterns or navigate by deep-sky markers, Turner's grounded foundation layer may emerge.</w:t>
+      </w:r>
+    </w:p>
+    <w:p>
+      <w:pPr>
+        <w:pStyle w:val="Heading1"/>
+        <w:spacing w:after="200" w:before="400"/>
+      </w:pPr>
+      <w:r>
+        <w:t xml:space="preserve">ARENA — Zodiac &amp; The Ecliptic Theater</w:t>
+      </w:r>
+    </w:p>
+    <w:p>
+      <w:pPr>
+        <w:spacing w:after="160"/>
+      </w:pPr>
+      <w:r>
+        <w:rPr>
+          <w:b w:val="false"/>
+          <w:bCs w:val="false"/>
+          <w:i/>
+          <w:iCs/>
+        </w:rPr>
+        <w:t xml:space="preserve">Celestial domains: Ecliptic plane, zodiac constellations, lunar nodes, planetary oppositions, the public sky.</w:t>
+      </w:r>
+    </w:p>
+    <w:p>
+      <w:pPr>
+        <w:spacing w:after="160"/>
+      </w:pPr>
+      <w:r>
+        <w:rPr>
+          <w:b w:val="false"/>
+          <w:bCs w:val="false"/>
+          <w:i w:val="false"/>
+          <w:iCs w:val="false"/>
+        </w:rPr>
+        <w:t xml:space="preserve">Planets in opposition, eclipses, or standing under constellations trace the Arena where celestial bodies meet in witness.</w:t>
+      </w:r>
+    </w:p>
+    <w:p>
+      <w:pPr>
+        <w:pStyle w:val="Heading1"/>
+        <w:spacing w:after="200" w:before="400"/>
+      </w:pPr>
+      <w:r>
+        <w:t xml:space="preserve">BARBELO — First Light &amp; Aurora</w:t>
+      </w:r>
+    </w:p>
+    <w:p>
+      <w:pPr>
+        <w:spacing w:after="160"/>
+      </w:pPr>
+      <w:r>
+        <w:rPr>
+          <w:b w:val="false"/>
+          <w:bCs w:val="false"/>
+          <w:i/>
+          <w:iCs/>
+        </w:rPr>
+        <w:t xml:space="preserve">Celestial domains: Dawn light, first star appearance, aurora, stellar ignition, luminescence breaking through dust.</w:t>
+      </w:r>
+    </w:p>
+    <w:p>
+      <w:pPr>
+        <w:spacing w:after="160"/>
+      </w:pPr>
+      <w:r>
+        <w:rPr>
+          <w:b w:val="false"/>
+          <w:bCs w:val="false"/>
+          <w:i w:val="false"/>
+          <w:iCs w:val="false"/>
+        </w:rPr>
+        <w:t xml:space="preserve">Observations of dawn or the first star trace Barbelo where cosmic consciousness becomes aware of itself.</w:t>
+      </w:r>
+    </w:p>
+    <w:p>
+      <w:pPr>
+        <w:pStyle w:val="Heading1"/>
+        <w:spacing w:after="200" w:before="400"/>
+      </w:pPr>
+      <w:r>
+        <w:t xml:space="preserve">SOPHIA — Astronomical Knowledge &amp; Error</w:t>
+      </w:r>
+    </w:p>
+    <w:p>
+      <w:pPr>
+        <w:spacing w:after="160"/>
+      </w:pPr>
+      <w:r>
+        <w:rPr>
+          <w:b w:val="false"/>
+          <w:bCs w:val="false"/>
+          <w:i/>
+          <w:iCs/>
+        </w:rPr>
+        <w:t xml:space="preserve">Celestial domains: Star catalogs, ephemerides, precession, dark matter, the wisdom and error of celestial knowledge.</w:t>
+      </w:r>
+    </w:p>
+    <w:p>
+      <w:pPr>
+        <w:spacing w:after="160"/>
+      </w:pPr>
+      <w:r>
+        <w:rPr>
+          <w:b w:val="false"/>
+          <w:bCs w:val="false"/>
+          <w:i w:val="false"/>
+          <w:iCs w:val="false"/>
+        </w:rPr>
+        <w:t xml:space="preserve">When calculations prove slightly off or the cosmos reveals invisible forces, Sophia's dual nature becomes visible.</w:t>
+      </w:r>
+    </w:p>
+    <w:p>
+      <w:pPr>
+        <w:pStyle w:val="Heading1"/>
+        <w:spacing w:after="200" w:before="400"/>
+      </w:pPr>
+      <w:r>
+        <w:t xml:space="preserve">KRISTOS — Stellar Transformation &amp; Redemptive Light</w:t>
+      </w:r>
+    </w:p>
+    <w:p>
+      <w:pPr>
+        <w:spacing w:after="160"/>
+      </w:pPr>
+      <w:r>
+        <w:rPr>
+          <w:b w:val="false"/>
+          <w:bCs w:val="false"/>
+          <w:i/>
+          <w:iCs/>
+        </w:rPr>
+        <w:t xml:space="preserve">Celestial domains: Nova and supernova, stellar transformation, red giants, white dwarfs, pulsars, resurrection of stars.</w:t>
+      </w:r>
+    </w:p>
+    <w:p>
+      <w:pPr>
+        <w:spacing w:after="160"/>
+      </w:pPr>
+      <w:r>
+        <w:rPr>
+          <w:b w:val="false"/>
+          <w:bCs w:val="false"/>
+          <w:i w:val="false"/>
+          <w:iCs w:val="false"/>
+        </w:rPr>
+        <w:t xml:space="preserve">Observations of stellar transformation or sudden brightness trace Kristos where redemptive light breaks through.</w:t>
+      </w:r>
+    </w:p>
+    <w:p>
+      <w:pPr>
+        <w:pStyle w:val="Heading1"/>
+        <w:spacing w:after="200" w:before="400"/>
+      </w:pPr>
+      <w:r>
+        <w:t xml:space="preserve">YALDABAOTH — Black Holes &amp; Blind Gravity</w:t>
+      </w:r>
+    </w:p>
+    <w:p>
+      <w:pPr>
+        <w:spacing w:after="160"/>
+      </w:pPr>
+      <w:r>
+        <w:rPr>
+          <w:b w:val="false"/>
+          <w:bCs w:val="false"/>
+          <w:i/>
+          <w:iCs/>
+        </w:rPr>
+        <w:t xml:space="preserve">Celestial domains: Black holes, event horizons, dark matter, gravitational imprisonment, the invisible dominator.</w:t>
+      </w:r>
+    </w:p>
+    <w:p>
+      <w:pPr>
+        <w:spacing w:after="160"/>
+      </w:pPr>
+      <w:r>
+        <w:rPr>
+          <w:b w:val="false"/>
+          <w:bCs w:val="false"/>
+          <w:i w:val="false"/>
+          <w:iCs w:val="false"/>
+        </w:rPr>
+        <w:t xml:space="preserve">When gravity bends reality, when light cannot escape, Yaldabaoth's blindness becomes manifest.</w:t>
+      </w:r>
+    </w:p>
+    <w:p>
+      <w:pPr>
+        <w:pStyle w:val="Heading1"/>
+        <w:spacing w:after="200" w:before="400"/>
+      </w:pPr>
+      <w:r>
+        <w:t xml:space="preserve">SEEKER — Stellar Navigation &amp; Celestial Routes</w:t>
+      </w:r>
+    </w:p>
+    <w:p>
+      <w:pPr>
+        <w:spacing w:after="160"/>
+      </w:pPr>
+      <w:r>
+        <w:rPr>
+          <w:b w:val="false"/>
+          <w:bCs w:val="false"/>
+          <w:i/>
+          <w:iCs/>
+        </w:rPr>
+        <w:t xml:space="preserve">Celestial domains: Navigation by stars, celestial coordinates, proper motion, parallax, the paths between constellations.</w:t>
+      </w:r>
+    </w:p>
+    <w:p>
+      <w:pPr>
+        <w:spacing w:after="160"/>
+      </w:pPr>
+      <w:r>
+        <w:rPr>
+          <w:b w:val="false"/>
+          <w:bCs w:val="false"/>
+          <w:i w:val="false"/>
+          <w:iCs w:val="false"/>
+        </w:rPr>
+        <w:t xml:space="preserve">When navigating by stars or tracing the paths of planets, the Seeker layer where you read the starlines becomes active.</w:t>
+      </w:r>
+    </w:p>
+    <w:p>
+      <w:pPr>
+        <w:pStyle w:val="Heading1"/>
+        <w:spacing w:after="200" w:before="400"/>
+      </w:pPr>
+      <w:r>
+        <w:t xml:space="preserve">ROAD — Orbital Paths &amp; Celestial Destiny</w:t>
+      </w:r>
+    </w:p>
+    <w:p>
+      <w:pPr>
+        <w:spacing w:after="160"/>
+      </w:pPr>
+      <w:r>
+        <w:rPr>
+          <w:b w:val="false"/>
+          <w:bCs w:val="false"/>
+          <w:i/>
+          <w:iCs/>
+        </w:rPr>
+        <w:t xml:space="preserve">Celestial domains: Orbits, trajectories, ecliptic paths, comet trails, orbital mechanics, retrograde motion.</w:t>
+      </w:r>
+    </w:p>
+    <w:p>
+      <w:pPr>
+        <w:spacing w:after="160"/>
+      </w:pPr>
+      <w:r>
+        <w:rPr>
+          <w:b w:val="false"/>
+          <w:bCs w:val="false"/>
+          <w:i w:val="false"/>
+          <w:iCs w:val="false"/>
+        </w:rPr>
+        <w:t xml:space="preserve">Understanding planetary motion and gravity, the Road layer where destiny is traced by orbital mechanics becomes visible.</w:t>
+      </w:r>
+    </w:p>
+    <w:p>
+      <w:pPr>
+        <w:spacing w:after="160"/>
+      </w:pPr>
+      <w:r>
+        <w:rPr>
+          <w:b w:val="false"/>
+          <w:bCs w:val="false"/>
+          <w:i w:val="false"/>
+          <w:iCs w:val="false"/>
+        </w:rPr>
+        <w:t xml:space="preserve"/>
+      </w:r>
+    </w:p>
+    <w:p>
+      <w:pPr>
+        <w:spacing w:after="160"/>
+      </w:pPr>
+      <w:r>
+        <w:rPr>
+          <w:b w:val="false"/>
+          <w:bCs w:val="false"/>
+          <w:i/>
+          <w:iCs/>
+        </w:rPr>
+        <w:t xml:space="preserve">Use this cartographic layer to explore how celestial observation illuminates your place in the Codex circuit.</w:t>
       </w:r>
     </w:p>
     <w:p>
